--- a/kolo-naukowe/dokumenty/do-druku/zgoda-opiekuna-szrek.docx
+++ b/kolo-naukowe/dokumenty/do-druku/zgoda-opiekuna-szrek.docx
@@ -244,7 +244,7 @@
       </w:r>
       <w:commentRangeStart w:id="0"/>
       <w:r>
-        <w:t xml:space="preserve">Koła Naukowego Machinekind</w:t>
+        <w:t xml:space="preserve">Koła Naukowego Machinekind (koła międzywydziałowego)</w:t>
       </w:r>
       <w:r>
         <w:t xml:space="preserve"> </w:t>
@@ -258,7 +258,7 @@
       </w:r>
       <w:commentRangeStart w:id="1"/>
       <w:r>
-        <w:t xml:space="preserve">Wydziale Mechanicznym</w:t>
+        <w:t xml:space="preserve">Wydziale Informatyki i Telekomunikacji oraz Wydziale Mechanicznym</w:t>
       </w:r>
       <w:r>
         <w:t xml:space="preserve"> </w:t>
